--- a/java noted.docx
+++ b/java noted.docx
@@ -282,6 +282,7 @@
       </w:pPr>
       <w:r>
         <w:rPr>
+          <w:noProof/>
           <w:sz w:val="36"/>
           <w:szCs w:val="36"/>
         </w:rPr>
@@ -332,6 +333,7 @@
       </w:pPr>
       <w:r>
         <w:rPr>
+          <w:noProof/>
           <w:sz w:val="36"/>
           <w:szCs w:val="36"/>
         </w:rPr>
@@ -382,6 +384,7 @@
       </w:pPr>
       <w:r>
         <w:rPr>
+          <w:noProof/>
           <w:sz w:val="36"/>
           <w:szCs w:val="36"/>
         </w:rPr>
@@ -433,6 +436,7 @@
       </w:pPr>
       <w:r>
         <w:rPr>
+          <w:noProof/>
           <w:sz w:val="36"/>
           <w:szCs w:val="36"/>
         </w:rPr>
@@ -483,6 +487,7 @@
       </w:pPr>
       <w:r>
         <w:rPr>
+          <w:noProof/>
           <w:sz w:val="36"/>
           <w:szCs w:val="36"/>
         </w:rPr>
@@ -533,6 +538,7 @@
       </w:pPr>
       <w:r>
         <w:rPr>
+          <w:noProof/>
           <w:sz w:val="36"/>
           <w:szCs w:val="36"/>
         </w:rPr>
@@ -582,6 +588,7 @@
       </w:pPr>
       <w:r>
         <w:rPr>
+          <w:noProof/>
           <w:sz w:val="36"/>
           <w:szCs w:val="36"/>
         </w:rPr>
@@ -624,6 +631,7 @@
       </w:r>
       <w:r>
         <w:rPr>
+          <w:noProof/>
           <w:sz w:val="36"/>
           <w:szCs w:val="36"/>
         </w:rPr>
@@ -665,6 +673,7 @@
       </w:r>
       <w:r>
         <w:rPr>
+          <w:noProof/>
           <w:sz w:val="36"/>
           <w:szCs w:val="36"/>
         </w:rPr>
@@ -706,6 +715,7 @@
       </w:r>
       <w:r>
         <w:rPr>
+          <w:noProof/>
           <w:sz w:val="36"/>
           <w:szCs w:val="36"/>
         </w:rPr>
@@ -747,6 +757,7 @@
       </w:r>
       <w:r>
         <w:rPr>
+          <w:noProof/>
           <w:sz w:val="36"/>
           <w:szCs w:val="36"/>
         </w:rPr>
@@ -796,6 +807,7 @@
       </w:pPr>
       <w:r>
         <w:rPr>
+          <w:noProof/>
           <w:sz w:val="36"/>
           <w:szCs w:val="36"/>
         </w:rPr>
@@ -860,6 +872,418 @@
           <w:szCs w:val="36"/>
         </w:rPr>
       </w:pPr>
+      <w:r>
+        <w:rPr>
+          <w:sz w:val="36"/>
+          <w:szCs w:val="36"/>
+        </w:rPr>
+        <w:drawing>
+          <wp:inline distT="0" distB="0" distL="0" distR="0" wp14:anchorId="42E33A90" wp14:editId="2F623E74">
+            <wp:extent cx="5608320" cy="1965960"/>
+            <wp:effectExtent l="0" t="0" r="0" b="0"/>
+            <wp:docPr id="1662713238" name="Picture 1"/>
+            <wp:cNvGraphicFramePr>
+              <a:graphicFrameLocks xmlns:a="http://schemas.openxmlformats.org/drawingml/2006/main" noChangeAspect="1"/>
+            </wp:cNvGraphicFramePr>
+            <a:graphic xmlns:a="http://schemas.openxmlformats.org/drawingml/2006/main">
+              <a:graphicData uri="http://schemas.openxmlformats.org/drawingml/2006/picture">
+                <pic:pic xmlns:pic="http://schemas.openxmlformats.org/drawingml/2006/picture">
+                  <pic:nvPicPr>
+                    <pic:cNvPr id="1662713238" name=""/>
+                    <pic:cNvPicPr/>
+                  </pic:nvPicPr>
+                  <pic:blipFill>
+                    <a:blip r:embed="rId23"/>
+                    <a:stretch>
+                      <a:fillRect/>
+                    </a:stretch>
+                  </pic:blipFill>
+                  <pic:spPr>
+                    <a:xfrm>
+                      <a:off x="0" y="0"/>
+                      <a:ext cx="5630642" cy="1973785"/>
+                    </a:xfrm>
+                    <a:prstGeom prst="rect">
+                      <a:avLst/>
+                    </a:prstGeom>
+                  </pic:spPr>
+                </pic:pic>
+              </a:graphicData>
+            </a:graphic>
+          </wp:inline>
+        </w:drawing>
+      </w:r>
+    </w:p>
+    <w:p>
+      <w:pPr>
+        <w:rPr>
+          <w:sz w:val="36"/>
+          <w:szCs w:val="36"/>
+        </w:rPr>
+      </w:pPr>
+      <w:r>
+        <w:rPr>
+          <w:sz w:val="36"/>
+          <w:szCs w:val="36"/>
+        </w:rPr>
+        <w:lastRenderedPageBreak/>
+        <w:drawing>
+          <wp:anchor distT="0" distB="0" distL="114300" distR="114300" simplePos="0" relativeHeight="251658240" behindDoc="0" locked="0" layoutInCell="1" allowOverlap="1" wp14:anchorId="055B6FCF" wp14:editId="23D7825C">
+            <wp:simplePos x="0" y="0"/>
+            <wp:positionH relativeFrom="column">
+              <wp:posOffset>-373380</wp:posOffset>
+            </wp:positionH>
+            <wp:positionV relativeFrom="paragraph">
+              <wp:posOffset>0</wp:posOffset>
+            </wp:positionV>
+            <wp:extent cx="3886742" cy="247685"/>
+            <wp:effectExtent l="0" t="0" r="0" b="0"/>
+            <wp:wrapSquare wrapText="bothSides"/>
+            <wp:docPr id="1920012184" name="Picture 1"/>
+            <wp:cNvGraphicFramePr>
+              <a:graphicFrameLocks xmlns:a="http://schemas.openxmlformats.org/drawingml/2006/main" noChangeAspect="1"/>
+            </wp:cNvGraphicFramePr>
+            <a:graphic xmlns:a="http://schemas.openxmlformats.org/drawingml/2006/main">
+              <a:graphicData uri="http://schemas.openxmlformats.org/drawingml/2006/picture">
+                <pic:pic xmlns:pic="http://schemas.openxmlformats.org/drawingml/2006/picture">
+                  <pic:nvPicPr>
+                    <pic:cNvPr id="1920012184" name=""/>
+                    <pic:cNvPicPr/>
+                  </pic:nvPicPr>
+                  <pic:blipFill>
+                    <a:blip r:embed="rId24">
+                      <a:extLst>
+                        <a:ext uri="{28A0092B-C50C-407E-A947-70E740481C1C}">
+                          <a14:useLocalDpi xmlns:a14="http://schemas.microsoft.com/office/drawing/2010/main" val="0"/>
+                        </a:ext>
+                      </a:extLst>
+                    </a:blip>
+                    <a:stretch>
+                      <a:fillRect/>
+                    </a:stretch>
+                  </pic:blipFill>
+                  <pic:spPr>
+                    <a:xfrm>
+                      <a:off x="0" y="0"/>
+                      <a:ext cx="3886742" cy="247685"/>
+                    </a:xfrm>
+                    <a:prstGeom prst="rect">
+                      <a:avLst/>
+                    </a:prstGeom>
+                  </pic:spPr>
+                </pic:pic>
+              </a:graphicData>
+            </a:graphic>
+          </wp:anchor>
+        </w:drawing>
+      </w:r>
+      <w:r>
+        <w:rPr>
+          <w:sz w:val="36"/>
+          <w:szCs w:val="36"/>
+        </w:rPr>
+        <w:t>-</w:t>
+      </w:r>
+      <w:r>
+        <w:rPr>
+          <w:sz w:val="36"/>
+          <w:szCs w:val="36"/>
+        </w:rPr>
+        <w:sym w:font="Wingdings" w:char="F0E0"/>
+      </w:r>
+      <w:r>
+        <w:rPr>
+          <w:sz w:val="36"/>
+          <w:szCs w:val="36"/>
+        </w:rPr>
+        <w:t xml:space="preserve"> valid syntax</w:t>
+      </w:r>
+      <w:r>
+        <w:rPr>
+          <w:sz w:val="36"/>
+          <w:szCs w:val="36"/>
+        </w:rPr>
+        <w:drawing>
+          <wp:inline distT="0" distB="0" distL="0" distR="0" wp14:anchorId="7468BC51" wp14:editId="1AAB9738">
+            <wp:extent cx="4003098" cy="238125"/>
+            <wp:effectExtent l="0" t="0" r="0" b="0"/>
+            <wp:docPr id="883073197" name="Picture 1"/>
+            <wp:cNvGraphicFramePr>
+              <a:graphicFrameLocks xmlns:a="http://schemas.openxmlformats.org/drawingml/2006/main" noChangeAspect="1"/>
+            </wp:cNvGraphicFramePr>
+            <a:graphic xmlns:a="http://schemas.openxmlformats.org/drawingml/2006/main">
+              <a:graphicData uri="http://schemas.openxmlformats.org/drawingml/2006/picture">
+                <pic:pic xmlns:pic="http://schemas.openxmlformats.org/drawingml/2006/picture">
+                  <pic:nvPicPr>
+                    <pic:cNvPr id="883073197" name=""/>
+                    <pic:cNvPicPr/>
+                  </pic:nvPicPr>
+                  <pic:blipFill>
+                    <a:blip r:embed="rId25"/>
+                    <a:stretch>
+                      <a:fillRect/>
+                    </a:stretch>
+                  </pic:blipFill>
+                  <pic:spPr>
+                    <a:xfrm>
+                      <a:off x="0" y="0"/>
+                      <a:ext cx="4006144" cy="238306"/>
+                    </a:xfrm>
+                    <a:prstGeom prst="rect">
+                      <a:avLst/>
+                    </a:prstGeom>
+                  </pic:spPr>
+                </pic:pic>
+              </a:graphicData>
+            </a:graphic>
+          </wp:inline>
+        </w:drawing>
+      </w:r>
+      <w:r>
+        <w:rPr>
+          <w:sz w:val="36"/>
+          <w:szCs w:val="36"/>
+        </w:rPr>
+        <w:t xml:space="preserve"> </w:t>
+      </w:r>
+      <w:r>
+        <w:rPr>
+          <w:sz w:val="36"/>
+          <w:szCs w:val="36"/>
+        </w:rPr>
+        <w:sym w:font="Wingdings" w:char="F0E0"/>
+      </w:r>
+      <w:r>
+        <w:rPr>
+          <w:sz w:val="36"/>
+          <w:szCs w:val="36"/>
+        </w:rPr>
+        <w:t xml:space="preserve"> valid syntax </w:t>
+      </w:r>
+    </w:p>
+    <w:p>
+      <w:pPr>
+        <w:rPr>
+          <w:sz w:val="36"/>
+          <w:szCs w:val="36"/>
+        </w:rPr>
+      </w:pPr>
+      <w:r>
+        <w:rPr>
+          <w:sz w:val="36"/>
+          <w:szCs w:val="36"/>
+        </w:rPr>
+        <w:drawing>
+          <wp:inline distT="0" distB="0" distL="0" distR="0" wp14:anchorId="1B3D6FC4" wp14:editId="1EF561B6">
+            <wp:extent cx="4086795" cy="304843"/>
+            <wp:effectExtent l="0" t="0" r="0" b="0"/>
+            <wp:docPr id="1956557550" name="Picture 1"/>
+            <wp:cNvGraphicFramePr>
+              <a:graphicFrameLocks xmlns:a="http://schemas.openxmlformats.org/drawingml/2006/main" noChangeAspect="1"/>
+            </wp:cNvGraphicFramePr>
+            <a:graphic xmlns:a="http://schemas.openxmlformats.org/drawingml/2006/main">
+              <a:graphicData uri="http://schemas.openxmlformats.org/drawingml/2006/picture">
+                <pic:pic xmlns:pic="http://schemas.openxmlformats.org/drawingml/2006/picture">
+                  <pic:nvPicPr>
+                    <pic:cNvPr id="1956557550" name=""/>
+                    <pic:cNvPicPr/>
+                  </pic:nvPicPr>
+                  <pic:blipFill>
+                    <a:blip r:embed="rId26"/>
+                    <a:stretch>
+                      <a:fillRect/>
+                    </a:stretch>
+                  </pic:blipFill>
+                  <pic:spPr>
+                    <a:xfrm>
+                      <a:off x="0" y="0"/>
+                      <a:ext cx="4086795" cy="304843"/>
+                    </a:xfrm>
+                    <a:prstGeom prst="rect">
+                      <a:avLst/>
+                    </a:prstGeom>
+                  </pic:spPr>
+                </pic:pic>
+              </a:graphicData>
+            </a:graphic>
+          </wp:inline>
+        </w:drawing>
+      </w:r>
+      <w:r>
+        <w:rPr>
+          <w:sz w:val="36"/>
+          <w:szCs w:val="36"/>
+        </w:rPr>
+        <w:t xml:space="preserve"> </w:t>
+      </w:r>
+      <w:r>
+        <w:rPr>
+          <w:sz w:val="36"/>
+          <w:szCs w:val="36"/>
+        </w:rPr>
+        <w:sym w:font="Wingdings" w:char="F0E0"/>
+      </w:r>
+      <w:r>
+        <w:rPr>
+          <w:sz w:val="36"/>
+          <w:szCs w:val="36"/>
+        </w:rPr>
+        <w:t xml:space="preserve"> valid syntax</w:t>
+      </w:r>
+    </w:p>
+    <w:p>
+      <w:pPr>
+        <w:rPr>
+          <w:sz w:val="36"/>
+          <w:szCs w:val="36"/>
+        </w:rPr>
+      </w:pPr>
+      <w:r>
+        <w:rPr>
+          <w:sz w:val="36"/>
+          <w:szCs w:val="36"/>
+        </w:rPr>
+        <w:drawing>
+          <wp:inline distT="0" distB="0" distL="0" distR="0" wp14:anchorId="6089D57D" wp14:editId="2727A76E">
+            <wp:extent cx="5749290" cy="2202873"/>
+            <wp:effectExtent l="0" t="0" r="3810" b="6985"/>
+            <wp:docPr id="76782392" name="Picture 1"/>
+            <wp:cNvGraphicFramePr>
+              <a:graphicFrameLocks xmlns:a="http://schemas.openxmlformats.org/drawingml/2006/main" noChangeAspect="1"/>
+            </wp:cNvGraphicFramePr>
+            <a:graphic xmlns:a="http://schemas.openxmlformats.org/drawingml/2006/main">
+              <a:graphicData uri="http://schemas.openxmlformats.org/drawingml/2006/picture">
+                <pic:pic xmlns:pic="http://schemas.openxmlformats.org/drawingml/2006/picture">
+                  <pic:nvPicPr>
+                    <pic:cNvPr id="76782392" name=""/>
+                    <pic:cNvPicPr/>
+                  </pic:nvPicPr>
+                  <pic:blipFill>
+                    <a:blip r:embed="rId27"/>
+                    <a:stretch>
+                      <a:fillRect/>
+                    </a:stretch>
+                  </pic:blipFill>
+                  <pic:spPr>
+                    <a:xfrm>
+                      <a:off x="0" y="0"/>
+                      <a:ext cx="5778558" cy="2214087"/>
+                    </a:xfrm>
+                    <a:prstGeom prst="rect">
+                      <a:avLst/>
+                    </a:prstGeom>
+                  </pic:spPr>
+                </pic:pic>
+              </a:graphicData>
+            </a:graphic>
+          </wp:inline>
+        </w:drawing>
+      </w:r>
+    </w:p>
+    <w:p>
+      <w:pPr>
+        <w:rPr>
+          <w:sz w:val="36"/>
+          <w:szCs w:val="36"/>
+        </w:rPr>
+      </w:pPr>
+      <w:r>
+        <w:rPr>
+          <w:sz w:val="36"/>
+          <w:szCs w:val="36"/>
+        </w:rPr>
+        <w:br w:type="textWrapping" w:clear="all"/>
+      </w:r>
+      <w:r>
+        <w:rPr>
+          <w:sz w:val="36"/>
+          <w:szCs w:val="36"/>
+        </w:rPr>
+        <w:drawing>
+          <wp:inline distT="0" distB="0" distL="0" distR="0" wp14:anchorId="7546DAA4" wp14:editId="26DE2A47">
+            <wp:extent cx="5721927" cy="2022475"/>
+            <wp:effectExtent l="0" t="0" r="0" b="0"/>
+            <wp:docPr id="555873343" name="Picture 1"/>
+            <wp:cNvGraphicFramePr>
+              <a:graphicFrameLocks xmlns:a="http://schemas.openxmlformats.org/drawingml/2006/main" noChangeAspect="1"/>
+            </wp:cNvGraphicFramePr>
+            <a:graphic xmlns:a="http://schemas.openxmlformats.org/drawingml/2006/main">
+              <a:graphicData uri="http://schemas.openxmlformats.org/drawingml/2006/picture">
+                <pic:pic xmlns:pic="http://schemas.openxmlformats.org/drawingml/2006/picture">
+                  <pic:nvPicPr>
+                    <pic:cNvPr id="555873343" name=""/>
+                    <pic:cNvPicPr/>
+                  </pic:nvPicPr>
+                  <pic:blipFill>
+                    <a:blip r:embed="rId28"/>
+                    <a:stretch>
+                      <a:fillRect/>
+                    </a:stretch>
+                  </pic:blipFill>
+                  <pic:spPr>
+                    <a:xfrm>
+                      <a:off x="0" y="0"/>
+                      <a:ext cx="5768055" cy="2038779"/>
+                    </a:xfrm>
+                    <a:prstGeom prst="rect">
+                      <a:avLst/>
+                    </a:prstGeom>
+                  </pic:spPr>
+                </pic:pic>
+              </a:graphicData>
+            </a:graphic>
+          </wp:inline>
+        </w:drawing>
+      </w:r>
+    </w:p>
+    <w:p>
+      <w:pPr>
+        <w:rPr>
+          <w:sz w:val="36"/>
+          <w:szCs w:val="36"/>
+        </w:rPr>
+      </w:pPr>
+      <w:r>
+        <w:rPr>
+          <w:sz w:val="36"/>
+          <w:szCs w:val="36"/>
+        </w:rPr>
+        <w:drawing>
+          <wp:inline distT="0" distB="0" distL="0" distR="0" wp14:anchorId="581597D3" wp14:editId="65A49104">
+            <wp:extent cx="5865507" cy="2036619"/>
+            <wp:effectExtent l="0" t="0" r="1905" b="1905"/>
+            <wp:docPr id="945619812" name="Picture 1"/>
+            <wp:cNvGraphicFramePr>
+              <a:graphicFrameLocks xmlns:a="http://schemas.openxmlformats.org/drawingml/2006/main" noChangeAspect="1"/>
+            </wp:cNvGraphicFramePr>
+            <a:graphic xmlns:a="http://schemas.openxmlformats.org/drawingml/2006/main">
+              <a:graphicData uri="http://schemas.openxmlformats.org/drawingml/2006/picture">
+                <pic:pic xmlns:pic="http://schemas.openxmlformats.org/drawingml/2006/picture">
+                  <pic:nvPicPr>
+                    <pic:cNvPr id="945619812" name=""/>
+                    <pic:cNvPicPr/>
+                  </pic:nvPicPr>
+                  <pic:blipFill>
+                    <a:blip r:embed="rId29"/>
+                    <a:stretch>
+                      <a:fillRect/>
+                    </a:stretch>
+                  </pic:blipFill>
+                  <pic:spPr>
+                    <a:xfrm>
+                      <a:off x="0" y="0"/>
+                      <a:ext cx="5927819" cy="2058255"/>
+                    </a:xfrm>
+                    <a:prstGeom prst="rect">
+                      <a:avLst/>
+                    </a:prstGeom>
+                  </pic:spPr>
+                </pic:pic>
+              </a:graphicData>
+            </a:graphic>
+          </wp:inline>
+        </w:drawing>
+      </w:r>
     </w:p>
     <w:sectPr>
       <w:pgSz w:w="12240" w:h="15840"/>

--- a/java noted.docx
+++ b/java noted.docx
@@ -874,6 +874,7 @@
       </w:pPr>
       <w:r>
         <w:rPr>
+          <w:noProof/>
           <w:sz w:val="36"/>
           <w:szCs w:val="36"/>
         </w:rPr>
@@ -923,6 +924,7 @@
       </w:pPr>
       <w:r>
         <w:rPr>
+          <w:noProof/>
           <w:sz w:val="36"/>
           <w:szCs w:val="36"/>
         </w:rPr>
@@ -1000,6 +1002,7 @@
       </w:r>
       <w:r>
         <w:rPr>
+          <w:noProof/>
           <w:sz w:val="36"/>
           <w:szCs w:val="36"/>
         </w:rPr>
@@ -1070,6 +1073,7 @@
       </w:pPr>
       <w:r>
         <w:rPr>
+          <w:noProof/>
           <w:sz w:val="36"/>
           <w:szCs w:val="36"/>
         </w:rPr>
@@ -1140,6 +1144,7 @@
       </w:pPr>
       <w:r>
         <w:rPr>
+          <w:noProof/>
           <w:sz w:val="36"/>
           <w:szCs w:val="36"/>
         </w:rPr>
@@ -1196,6 +1201,7 @@
       </w:r>
       <w:r>
         <w:rPr>
+          <w:noProof/>
           <w:sz w:val="36"/>
           <w:szCs w:val="36"/>
         </w:rPr>
@@ -1245,6 +1251,7 @@
       </w:pPr>
       <w:r>
         <w:rPr>
+          <w:noProof/>
           <w:sz w:val="36"/>
           <w:szCs w:val="36"/>
         </w:rPr>
@@ -1273,6 +1280,56 @@
                     <a:xfrm>
                       <a:off x="0" y="0"/>
                       <a:ext cx="5927819" cy="2058255"/>
+                    </a:xfrm>
+                    <a:prstGeom prst="rect">
+                      <a:avLst/>
+                    </a:prstGeom>
+                  </pic:spPr>
+                </pic:pic>
+              </a:graphicData>
+            </a:graphic>
+          </wp:inline>
+        </w:drawing>
+      </w:r>
+    </w:p>
+    <w:p>
+      <w:pPr>
+        <w:rPr>
+          <w:sz w:val="36"/>
+          <w:szCs w:val="36"/>
+        </w:rPr>
+      </w:pPr>
+      <w:r>
+        <w:rPr>
+          <w:sz w:val="36"/>
+          <w:szCs w:val="36"/>
+        </w:rPr>
+        <w:lastRenderedPageBreak/>
+        <w:drawing>
+          <wp:inline distT="0" distB="0" distL="0" distR="0" wp14:anchorId="52ED32B3" wp14:editId="4B9B737F">
+            <wp:extent cx="6334125" cy="2385695"/>
+            <wp:effectExtent l="0" t="0" r="9525" b="0"/>
+            <wp:docPr id="1645575583" name="Picture 1"/>
+            <wp:cNvGraphicFramePr>
+              <a:graphicFrameLocks xmlns:a="http://schemas.openxmlformats.org/drawingml/2006/main" noChangeAspect="1"/>
+            </wp:cNvGraphicFramePr>
+            <a:graphic xmlns:a="http://schemas.openxmlformats.org/drawingml/2006/main">
+              <a:graphicData uri="http://schemas.openxmlformats.org/drawingml/2006/picture">
+                <pic:pic xmlns:pic="http://schemas.openxmlformats.org/drawingml/2006/picture">
+                  <pic:nvPicPr>
+                    <pic:cNvPr id="1645575583" name=""/>
+                    <pic:cNvPicPr/>
+                  </pic:nvPicPr>
+                  <pic:blipFill>
+                    <a:blip r:embed="rId30"/>
+                    <a:stretch>
+                      <a:fillRect/>
+                    </a:stretch>
+                  </pic:blipFill>
+                  <pic:spPr>
+                    <a:xfrm>
+                      <a:off x="0" y="0"/>
+                      <a:ext cx="6347729" cy="2390819"/>
                     </a:xfrm>
                     <a:prstGeom prst="rect">
                       <a:avLst/>
